--- a/templates/modif-air-registre-titres.docx
+++ b/templates/modif-air-registre-titres.docx
@@ -80,7 +80,7 @@
           <w:b w:val="1"/>
           <w:rtl w:val="0"/>
         </w:rPr>
-        <w:t xml:space="preserve">REGISTRE DES MOUVEMENTS DE TITRES</w:t>
+        <w:t xml:space="preserve">INSCRIPTIONS À PORTER AU REGISTRE DES MOUVEMENTS DE TITRES</w:t>
       </w:r>
     </w:p>
     <w:p>
@@ -111,7 +111,7 @@
           <w:rFonts w:ascii="Cambria" w:cs="Cambria" w:eastAsia="Cambria" w:hAnsi="Cambria"/>
           <w:rtl w:val="0"/>
         </w:rPr>
-        <w:t xml:space="preserve">Les actions créées par l'exercice des bons de souscription d'actions sont inscrites ci-après, à la date à laquelle l'augmentation de capital a été définitivement réalisée. Le présent feuillet est destiné à être reporté au registre des mouvements de titres tenu par la Société.</w:t>
+        <w:t xml:space="preserve">Les actions créées par l'exercice des bons de souscription d'actions sont inscrites ci-après, à la date à laquelle l'augmentation de capital a été définitivement réalisée. Le présent feuillet n'est pas le registre : il est destiné à être reporté au registre des mouvements de titres que la Société tient à son siège, sur support papier ou sur tout autre support durable (article R. 228-8 du code de commerce).</w:t>
       </w:r>
     </w:p>
     <w:tbl>
